--- a/docs/word version/VT7_AR_Adjustment_Bug_Fixes.docx
+++ b/docs/word version/VT7_AR_Adjustment_Bug_Fixes.docx
@@ -28,7 +28,7 @@
         </w:p>
       </w:sdtContent>
     </w:sdt>
-    <w:bookmarkStart w:id="21" w:name="X5f8c0c6168ae6873dd13d4e358c06cc2a39a436"/>
+    <w:bookmarkStart w:id="29" w:name="X5f8c0c6168ae6873dd13d4e358c06cc2a39a436"/>
     <w:p>
       <w:pPr>
         <w:pStyle w:val="Heading1"/>
@@ -755,7 +755,828 @@
     </w:p>
     <w:bookmarkEnd w:id="15"/>
     <w:bookmarkEnd w:id="16"/>
-    <w:bookmarkStart w:id="20" w:name="comparison-with-udef-arp-v211"/>
+    <w:bookmarkStart w:id="23" w:name="X09b141a4c475ed078da41bad4adfd795f0fe861"/>
+    <w:p>
+      <w:pPr>
+        <w:pStyle w:val="Heading2"/>
+      </w:pPr>
+      <w:r>
+        <w:t xml:space="preserve">Bug 2: ETP-Based Vulnerability Rescaling Uses Stale Raster Metadata</w:t>
+      </w:r>
+    </w:p>
+    <w:bookmarkStart w:id="17" w:name="issue-summary-1"/>
+    <w:p>
+      <w:pPr>
+        <w:pStyle w:val="Heading3"/>
+      </w:pPr>
+      <w:r>
+        <w:t xml:space="preserve">Issue Summary</w:t>
+      </w:r>
+    </w:p>
+    <w:p>
+      <w:pPr>
+        <w:pStyle w:val="FirstParagraph"/>
+      </w:pPr>
+      <w:r>
+        <w:t xml:space="preserve">In the alternative (ETP-based) vulnerability model, the empirical vulnerability map (value range</w:t>
+      </w:r>
+      <w:r>
+        <w:t xml:space="preserve"> </w:t>
+      </w:r>
+      <w:r>
+        <w:rPr>
+          <w:rStyle w:val="VerbatimChar"/>
+        </w:rPr>
+        <w:t xml:space="preserve">[0.0, 1.0]</w:t>
+      </w:r>
+      <w:r>
+        <w:t xml:space="preserve">) is rescaled to the</w:t>
+      </w:r>
+      <w:r>
+        <w:t xml:space="preserve"> </w:t>
+      </w:r>
+      <w:r>
+        <w:rPr>
+          <w:rStyle w:val="VerbatimChar"/>
+        </w:rPr>
+        <w:t xml:space="preserve">[1.0, 2.0]</w:t>
+      </w:r>
+      <w:r>
+        <w:t xml:space="preserve"> </w:t>
+      </w:r>
+      <w:r>
+        <w:t xml:space="preserve">range before geometric classification. The rescaling divides by</w:t>
+      </w:r>
+      <w:r>
+        <w:t xml:space="preserve"> </w:t>
+      </w:r>
+      <w:r>
+        <w:rPr>
+          <w:rStyle w:val="VerbatimChar"/>
+        </w:rPr>
+        <w:t xml:space="preserve">max_value</w:t>
+      </w:r>
+      <w:r>
+        <w:t xml:space="preserve">, which the original Verra code reads from the raster's GDAL</w:t>
+      </w:r>
+      <w:r>
+        <w:t xml:space="preserve"> </w:t>
+      </w:r>
+      <w:r>
+        <w:rPr>
+          <w:b/>
+          <w:bCs/>
+        </w:rPr>
+        <w:t xml:space="preserve">metadata</w:t>
+      </w:r>
+      <w:r>
+        <w:t xml:space="preserve"> </w:t>
+      </w:r>
+      <w:r>
+        <w:t xml:space="preserve">(</w:t>
+      </w:r>
+      <w:r>
+        <w:rPr>
+          <w:rStyle w:val="VerbatimChar"/>
+        </w:rPr>
+        <w:t xml:space="preserve">GetMaximum()</w:t>
+      </w:r>
+      <w:r>
+        <w:t xml:space="preserve">). When that metadata is stale, inherited from a parent raster, or absent, the rescaling factor is wrong and</w:t>
+      </w:r>
+      <w:r>
+        <w:t xml:space="preserve"> </w:t>
+      </w:r>
+      <w:r>
+        <w:rPr>
+          <w:b/>
+          <w:bCs/>
+        </w:rPr>
+        <w:t xml:space="preserve">every pixel is misclassified</w:t>
+      </w:r>
+      <w:r>
+        <w:t xml:space="preserve"> </w:t>
+      </w:r>
+      <w:r>
+        <w:t xml:space="preserve">into the wrong vulnerability class.</w:t>
+      </w:r>
+    </w:p>
+    <w:bookmarkEnd w:id="17"/>
+    <w:bookmarkStart w:id="18" w:name="bug-location-1"/>
+    <w:p>
+      <w:pPr>
+        <w:pStyle w:val="Heading3"/>
+      </w:pPr>
+      <w:r>
+        <w:t xml:space="preserve">Bug Location</w:t>
+      </w:r>
+    </w:p>
+    <w:p>
+      <w:pPr>
+        <w:pStyle w:val="Compact"/>
+        <w:numPr>
+          <w:ilvl w:val="0"/>
+          <w:numId w:val="1004"/>
+        </w:numPr>
+      </w:pPr>
+      <w:r>
+        <w:rPr>
+          <w:b/>
+          <w:bCs/>
+        </w:rPr>
+        <w:t xml:space="preserve">File</w:t>
+      </w:r>
+      <w:r>
+        <w:t xml:space="preserve">:</w:t>
+      </w:r>
+      <w:r>
+        <w:t xml:space="preserve"> </w:t>
+      </w:r>
+      <w:r>
+        <w:rPr>
+          <w:rStyle w:val="VerbatimChar"/>
+        </w:rPr>
+        <w:t xml:space="preserve">terracover/modules/vt7/geometric_classification.py</w:t>
+      </w:r>
+    </w:p>
+    <w:p>
+      <w:pPr>
+        <w:pStyle w:val="Compact"/>
+        <w:numPr>
+          <w:ilvl w:val="0"/>
+          <w:numId w:val="1004"/>
+        </w:numPr>
+      </w:pPr>
+      <w:r>
+        <w:rPr>
+          <w:b/>
+          <w:bCs/>
+        </w:rPr>
+        <w:t xml:space="preserve">Function</w:t>
+      </w:r>
+      <w:r>
+        <w:t xml:space="preserve">:</w:t>
+      </w:r>
+      <w:r>
+        <w:t xml:space="preserve"> </w:t>
+      </w:r>
+      <w:r>
+        <w:rPr>
+          <w:rStyle w:val="VerbatimChar"/>
+        </w:rPr>
+        <w:t xml:space="preserve">geometric_classification_alternative</w:t>
+      </w:r>
+    </w:p>
+    <w:p>
+      <w:pPr>
+        <w:pStyle w:val="Compact"/>
+        <w:numPr>
+          <w:ilvl w:val="0"/>
+          <w:numId w:val="1004"/>
+        </w:numPr>
+      </w:pPr>
+      <w:r>
+        <w:rPr>
+          <w:b/>
+          <w:bCs/>
+        </w:rPr>
+        <w:t xml:space="preserve">Also present in</w:t>
+      </w:r>
+      <w:r>
+        <w:t xml:space="preserve">: Original Verra UDef-ARP code (</w:t>
+      </w:r>
+      <w:r>
+        <w:rPr>
+          <w:rStyle w:val="VerbatimChar"/>
+        </w:rPr>
+        <w:t xml:space="preserve">vulnerability_map.py</w:t>
+      </w:r>
+      <w:r>
+        <w:t xml:space="preserve">,</w:t>
+      </w:r>
+      <w:r>
+        <w:t xml:space="preserve"> </w:t>
+      </w:r>
+      <w:r>
+        <w:rPr>
+          <w:rStyle w:val="VerbatimChar"/>
+        </w:rPr>
+        <w:t xml:space="preserve">geometric_classification_alternative</w:t>
+      </w:r>
+      <w:r>
+        <w:t xml:space="preserve">)</w:t>
+      </w:r>
+    </w:p>
+    <w:bookmarkEnd w:id="18"/>
+    <w:bookmarkStart w:id="19" w:name="root-cause-1"/>
+    <w:p>
+      <w:pPr>
+        <w:pStyle w:val="Heading3"/>
+      </w:pPr>
+      <w:r>
+        <w:t xml:space="preserve">Root Cause</w:t>
+      </w:r>
+    </w:p>
+    <w:p>
+      <w:pPr>
+        <w:pStyle w:val="FirstParagraph"/>
+      </w:pPr>
+      <w:r>
+        <w:t xml:space="preserve">The rescaling step is:</w:t>
+      </w:r>
+    </w:p>
+    <w:p>
+      <w:pPr>
+        <w:pStyle w:val="SourceCode"/>
+      </w:pPr>
+      <w:r>
+        <w:rPr>
+          <w:rStyle w:val="VerbatimChar"/>
+        </w:rPr>
+        <w:t xml:space="preserve">arr_rescale = 1 + arr * 1 / max_value</w:t>
+      </w:r>
+    </w:p>
+    <w:p>
+      <w:pPr>
+        <w:pStyle w:val="FirstParagraph"/>
+      </w:pPr>
+      <w:r>
+        <w:t xml:space="preserve">The original obtains</w:t>
+      </w:r>
+      <w:r>
+        <w:t xml:space="preserve"> </w:t>
+      </w:r>
+      <w:r>
+        <w:rPr>
+          <w:rStyle w:val="VerbatimChar"/>
+        </w:rPr>
+        <w:t xml:space="preserve">max_value</w:t>
+      </w:r>
+      <w:r>
+        <w:t xml:space="preserve"> </w:t>
+      </w:r>
+      <w:r>
+        <w:t xml:space="preserve">from raster metadata rather than from the data itself:</w:t>
+      </w:r>
+    </w:p>
+    <w:p>
+      <w:pPr>
+        <w:pStyle w:val="SourceCode"/>
+      </w:pPr>
+      <w:r>
+        <w:rPr>
+          <w:rStyle w:val="VerbatimChar"/>
+        </w:rPr>
+        <w:t xml:space="preserve"># Verra original</w:t>
+      </w:r>
+      <w:r>
+        <w:br/>
+      </w:r>
+      <w:r>
+        <w:rPr>
+          <w:rStyle w:val="VerbatimChar"/>
+        </w:rPr>
+        <w:t xml:space="preserve">max_value = in_band.GetMaximum()   # reads cached metadata, NOT the actual pixel data</w:t>
+      </w:r>
+      <w:r>
+        <w:br/>
+      </w:r>
+      <w:r>
+        <w:rPr>
+          <w:rStyle w:val="VerbatimChar"/>
+        </w:rPr>
+        <w:t xml:space="preserve">arr_rescale = 1 + arr * 1 / max_value</w:t>
+      </w:r>
+    </w:p>
+    <w:p>
+      <w:pPr>
+        <w:pStyle w:val="FirstParagraph"/>
+      </w:pPr>
+      <w:r>
+        <w:rPr>
+          <w:rStyle w:val="VerbatimChar"/>
+        </w:rPr>
+        <w:t xml:space="preserve">GetMaximum()</w:t>
+      </w:r>
+      <w:r>
+        <w:t xml:space="preserve"> </w:t>
+      </w:r>
+      <w:r>
+        <w:t xml:space="preserve">returns the statistic stored in the raster metadata, which can be:</w:t>
+      </w:r>
+    </w:p>
+    <w:p>
+      <w:pPr>
+        <w:pStyle w:val="Compact"/>
+        <w:numPr>
+          <w:ilvl w:val="0"/>
+          <w:numId w:val="1005"/>
+        </w:numPr>
+      </w:pPr>
+      <w:r>
+        <w:rPr>
+          <w:b/>
+          <w:bCs/>
+        </w:rPr>
+        <w:t xml:space="preserve">Stale</w:t>
+      </w:r>
+      <w:r>
+        <w:t xml:space="preserve"> </w:t>
+      </w:r>
+      <w:r>
+        <w:t xml:space="preserve">— left over from a previous processing step whose value range differed.</w:t>
+      </w:r>
+    </w:p>
+    <w:p>
+      <w:pPr>
+        <w:pStyle w:val="Compact"/>
+        <w:numPr>
+          <w:ilvl w:val="0"/>
+          <w:numId w:val="1005"/>
+        </w:numPr>
+      </w:pPr>
+      <w:r>
+        <w:rPr>
+          <w:b/>
+          <w:bCs/>
+        </w:rPr>
+        <w:t xml:space="preserve">Inherited</w:t>
+      </w:r>
+      <w:r>
+        <w:t xml:space="preserve"> </w:t>
+      </w:r>
+      <w:r>
+        <w:t xml:space="preserve">— copied from a parent/source raster during a GDAL operation.</w:t>
+      </w:r>
+    </w:p>
+    <w:p>
+      <w:pPr>
+        <w:pStyle w:val="Compact"/>
+        <w:numPr>
+          <w:ilvl w:val="0"/>
+          <w:numId w:val="1005"/>
+        </w:numPr>
+      </w:pPr>
+      <w:r>
+        <w:rPr>
+          <w:b/>
+          <w:bCs/>
+        </w:rPr>
+        <w:t xml:space="preserve">Absent</w:t>
+      </w:r>
+      <w:r>
+        <w:t xml:space="preserve"> </w:t>
+      </w:r>
+      <w:r>
+        <w:t xml:space="preserve">— returns</w:t>
+      </w:r>
+      <w:r>
+        <w:t xml:space="preserve"> </w:t>
+      </w:r>
+      <w:r>
+        <w:rPr>
+          <w:rStyle w:val="VerbatimChar"/>
+        </w:rPr>
+        <w:t xml:space="preserve">None</w:t>
+      </w:r>
+      <w:r>
+        <w:t xml:space="preserve">, causing a</w:t>
+      </w:r>
+      <w:r>
+        <w:t xml:space="preserve"> </w:t>
+      </w:r>
+      <w:r>
+        <w:rPr>
+          <w:rStyle w:val="VerbatimChar"/>
+        </w:rPr>
+        <w:t xml:space="preserve">TypeError</w:t>
+      </w:r>
+      <w:r>
+        <w:t xml:space="preserve"> </w:t>
+      </w:r>
+      <w:r>
+        <w:t xml:space="preserve">in the division.</w:t>
+      </w:r>
+    </w:p>
+    <w:p>
+      <w:pPr>
+        <w:pStyle w:val="FirstParagraph"/>
+      </w:pPr>
+      <w:r>
+        <w:t xml:space="preserve">Because the</w:t>
+      </w:r>
+      <w:r>
+        <w:t xml:space="preserve"> </w:t>
+      </w:r>
+      <w:r>
+        <w:rPr>
+          <w:rStyle w:val="VerbatimChar"/>
+        </w:rPr>
+        <w:t xml:space="preserve">[1, 2]</w:t>
+      </w:r>
+      <w:r>
+        <w:t xml:space="preserve"> </w:t>
+      </w:r>
+      <w:r>
+        <w:t xml:space="preserve">rescaling is the input to the geometric classification, any error in</w:t>
+      </w:r>
+      <w:r>
+        <w:t xml:space="preserve"> </w:t>
+      </w:r>
+      <w:r>
+        <w:rPr>
+          <w:rStyle w:val="VerbatimChar"/>
+        </w:rPr>
+        <w:t xml:space="preserve">max_value</w:t>
+      </w:r>
+      <w:r>
+        <w:t xml:space="preserve"> </w:t>
+      </w:r>
+      <w:r>
+        <w:t xml:space="preserve">propagates to</w:t>
+      </w:r>
+      <w:r>
+        <w:t xml:space="preserve"> </w:t>
+      </w:r>
+      <w:r>
+        <w:rPr>
+          <w:b/>
+          <w:bCs/>
+        </w:rPr>
+        <w:t xml:space="preserve">all</w:t>
+      </w:r>
+      <w:r>
+        <w:t xml:space="preserve"> </w:t>
+      </w:r>
+      <w:r>
+        <w:t xml:space="preserve">class boundaries and therefore to every classified pixel.</w:t>
+      </w:r>
+    </w:p>
+    <w:bookmarkEnd w:id="19"/>
+    <w:bookmarkStart w:id="20" w:name="impact-1"/>
+    <w:p>
+      <w:pPr>
+        <w:pStyle w:val="Heading3"/>
+      </w:pPr>
+      <w:r>
+        <w:t xml:space="preserve">Impact</w:t>
+      </w:r>
+    </w:p>
+    <w:p>
+      <w:pPr>
+        <w:pStyle w:val="Compact"/>
+        <w:numPr>
+          <w:ilvl w:val="0"/>
+          <w:numId w:val="1006"/>
+        </w:numPr>
+      </w:pPr>
+      <w:r>
+        <w:t xml:space="preserve">If</w:t>
+      </w:r>
+      <w:r>
+        <w:t xml:space="preserve"> </w:t>
+      </w:r>
+      <w:r>
+        <w:rPr>
+          <w:rStyle w:val="VerbatimChar"/>
+        </w:rPr>
+        <w:t xml:space="preserve">max_value</w:t>
+      </w:r>
+      <w:r>
+        <w:t xml:space="preserve"> </w:t>
+      </w:r>
+      <w:r>
+        <w:t xml:space="preserve">is</w:t>
+      </w:r>
+      <w:r>
+        <w:t xml:space="preserve"> </w:t>
+      </w:r>
+      <w:r>
+        <w:rPr>
+          <w:b/>
+          <w:bCs/>
+        </w:rPr>
+        <w:t xml:space="preserve">larger</w:t>
+      </w:r>
+      <w:r>
+        <w:t xml:space="preserve"> </w:t>
+      </w:r>
+      <w:r>
+        <w:t xml:space="preserve">than the true data maximum, the rescaled values compress into the low end of</w:t>
+      </w:r>
+      <w:r>
+        <w:t xml:space="preserve"> </w:t>
+      </w:r>
+      <w:r>
+        <w:rPr>
+          <w:rStyle w:val="VerbatimChar"/>
+        </w:rPr>
+        <w:t xml:space="preserve">[1, 2]</w:t>
+      </w:r>
+      <w:r>
+        <w:t xml:space="preserve"> </w:t>
+      </w:r>
+      <w:r>
+        <w:t xml:space="preserve">→ most pixels collapse into the lowest-risk classes.</w:t>
+      </w:r>
+    </w:p>
+    <w:p>
+      <w:pPr>
+        <w:pStyle w:val="Compact"/>
+        <w:numPr>
+          <w:ilvl w:val="0"/>
+          <w:numId w:val="1006"/>
+        </w:numPr>
+      </w:pPr>
+      <w:r>
+        <w:t xml:space="preserve">If</w:t>
+      </w:r>
+      <w:r>
+        <w:t xml:space="preserve"> </w:t>
+      </w:r>
+      <w:r>
+        <w:rPr>
+          <w:rStyle w:val="VerbatimChar"/>
+        </w:rPr>
+        <w:t xml:space="preserve">max_value</w:t>
+      </w:r>
+      <w:r>
+        <w:t xml:space="preserve"> </w:t>
+      </w:r>
+      <w:r>
+        <w:t xml:space="preserve">is</w:t>
+      </w:r>
+      <w:r>
+        <w:t xml:space="preserve"> </w:t>
+      </w:r>
+      <w:r>
+        <w:rPr>
+          <w:b/>
+          <w:bCs/>
+        </w:rPr>
+        <w:t xml:space="preserve">smaller</w:t>
+      </w:r>
+      <w:r>
+        <w:t xml:space="preserve"> </w:t>
+      </w:r>
+      <w:r>
+        <w:t xml:space="preserve">than the true maximum, rescaled values exceed 2.0 → pixels fall outside the highest class boundary and are left unclassified or clamped.</w:t>
+      </w:r>
+    </w:p>
+    <w:p>
+      <w:pPr>
+        <w:pStyle w:val="Compact"/>
+        <w:numPr>
+          <w:ilvl w:val="0"/>
+          <w:numId w:val="1006"/>
+        </w:numPr>
+      </w:pPr>
+      <w:r>
+        <w:t xml:space="preserve">If</w:t>
+      </w:r>
+      <w:r>
+        <w:t xml:space="preserve"> </w:t>
+      </w:r>
+      <w:r>
+        <w:rPr>
+          <w:rStyle w:val="VerbatimChar"/>
+        </w:rPr>
+        <w:t xml:space="preserve">max_value</w:t>
+      </w:r>
+      <w:r>
+        <w:t xml:space="preserve"> </w:t>
+      </w:r>
+      <w:r>
+        <w:t xml:space="preserve">is</w:t>
+      </w:r>
+      <w:r>
+        <w:t xml:space="preserve"> </w:t>
+      </w:r>
+      <w:r>
+        <w:rPr>
+          <w:rStyle w:val="VerbatimChar"/>
+          <w:b/>
+          <w:bCs/>
+        </w:rPr>
+        <w:t xml:space="preserve">None</w:t>
+      </w:r>
+      <w:r>
+        <w:t xml:space="preserve">, processing aborts with a</w:t>
+      </w:r>
+      <w:r>
+        <w:t xml:space="preserve"> </w:t>
+      </w:r>
+      <w:r>
+        <w:rPr>
+          <w:rStyle w:val="VerbatimChar"/>
+        </w:rPr>
+        <w:t xml:space="preserve">TypeError</w:t>
+      </w:r>
+      <w:r>
+        <w:t xml:space="preserve">.</w:t>
+      </w:r>
+    </w:p>
+    <w:p>
+      <w:pPr>
+        <w:pStyle w:val="FirstParagraph"/>
+      </w:pPr>
+      <w:r>
+        <w:t xml:space="preserve">In every case the alternative vulnerability map no longer reflects the true ETP distribution, invalidating the downstream density and allocation results.</w:t>
+      </w:r>
+    </w:p>
+    <w:bookmarkEnd w:id="20"/>
+    <w:bookmarkStart w:id="21" w:name="fix-applied-1"/>
+    <w:p>
+      <w:pPr>
+        <w:pStyle w:val="Heading3"/>
+      </w:pPr>
+      <w:r>
+        <w:t xml:space="preserve">Fix Applied</w:t>
+      </w:r>
+    </w:p>
+    <w:p>
+      <w:pPr>
+        <w:pStyle w:val="FirstParagraph"/>
+      </w:pPr>
+      <w:r>
+        <w:t xml:space="preserve">TerraCover always computes</w:t>
+      </w:r>
+      <w:r>
+        <w:t xml:space="preserve"> </w:t>
+      </w:r>
+      <w:r>
+        <w:rPr>
+          <w:rStyle w:val="VerbatimChar"/>
+        </w:rPr>
+        <w:t xml:space="preserve">max_value</w:t>
+      </w:r>
+      <w:r>
+        <w:t xml:space="preserve"> </w:t>
+      </w:r>
+      <w:r>
+        <w:t xml:space="preserve">from the</w:t>
+      </w:r>
+      <w:r>
+        <w:t xml:space="preserve"> </w:t>
+      </w:r>
+      <w:r>
+        <w:rPr>
+          <w:b/>
+          <w:bCs/>
+        </w:rPr>
+        <w:t xml:space="preserve">actual pixel data</w:t>
+      </w:r>
+      <w:r>
+        <w:t xml:space="preserve">, excluding NoData:</w:t>
+      </w:r>
+    </w:p>
+    <w:p>
+      <w:pPr>
+        <w:pStyle w:val="SourceCode"/>
+      </w:pPr>
+      <w:r>
+        <w:rPr>
+          <w:rStyle w:val="VerbatimChar"/>
+        </w:rPr>
+        <w:t xml:space="preserve"># Always compute max from actual data to avoid stale/inherited GDAL metadata</w:t>
+      </w:r>
+      <w:r>
+        <w:br/>
+      </w:r>
+      <w:r>
+        <w:rPr>
+          <w:rStyle w:val="VerbatimChar"/>
+        </w:rPr>
+        <w:t xml:space="preserve">nodata = in_band.GetNoDataValue()</w:t>
+      </w:r>
+      <w:r>
+        <w:br/>
+      </w:r>
+      <w:r>
+        <w:rPr>
+          <w:rStyle w:val="VerbatimChar"/>
+        </w:rPr>
+        <w:t xml:space="preserve">if nodata is not None:</w:t>
+      </w:r>
+      <w:r>
+        <w:br/>
+      </w:r>
+      <w:r>
+        <w:rPr>
+          <w:rStyle w:val="VerbatimChar"/>
+        </w:rPr>
+        <w:t xml:space="preserve">    valid_mask = arr != nodata</w:t>
+      </w:r>
+      <w:r>
+        <w:br/>
+      </w:r>
+      <w:r>
+        <w:rPr>
+          <w:rStyle w:val="VerbatimChar"/>
+        </w:rPr>
+        <w:t xml:space="preserve">    max_value = float(np.max(arr[valid_mask])) if np.any(valid_mask) else float(np.max(arr))</w:t>
+      </w:r>
+      <w:r>
+        <w:br/>
+      </w:r>
+      <w:r>
+        <w:rPr>
+          <w:rStyle w:val="VerbatimChar"/>
+        </w:rPr>
+        <w:t xml:space="preserve">else:</w:t>
+      </w:r>
+      <w:r>
+        <w:br/>
+      </w:r>
+      <w:r>
+        <w:rPr>
+          <w:rStyle w:val="VerbatimChar"/>
+        </w:rPr>
+        <w:t xml:space="preserve">    max_value = float(np.max(arr))</w:t>
+      </w:r>
+      <w:r>
+        <w:br/>
+      </w:r>
+      <w:r>
+        <w:br/>
+      </w:r>
+      <w:r>
+        <w:rPr>
+          <w:rStyle w:val="VerbatimChar"/>
+        </w:rPr>
+        <w:t xml:space="preserve">arr_rescale = 1 + arr * 1 / max_value</w:t>
+      </w:r>
+    </w:p>
+    <w:p>
+      <w:pPr>
+        <w:pStyle w:val="FirstParagraph"/>
+      </w:pPr>
+      <w:r>
+        <w:t xml:space="preserve">This guarantees the rescaling reflects the real value range of the input, is never</w:t>
+      </w:r>
+      <w:r>
+        <w:t xml:space="preserve"> </w:t>
+      </w:r>
+      <w:r>
+        <w:rPr>
+          <w:rStyle w:val="VerbatimChar"/>
+        </w:rPr>
+        <w:t xml:space="preserve">None</w:t>
+      </w:r>
+      <w:r>
+        <w:t xml:space="preserve">, and never counts NoData pixels toward the maximum.</w:t>
+      </w:r>
+    </w:p>
+    <w:bookmarkEnd w:id="21"/>
+    <w:bookmarkStart w:id="22" w:name="files-modified-1"/>
+    <w:p>
+      <w:pPr>
+        <w:pStyle w:val="Heading3"/>
+      </w:pPr>
+      <w:r>
+        <w:t xml:space="preserve">Files Modified</w:t>
+      </w:r>
+    </w:p>
+    <w:p>
+      <w:pPr>
+        <w:pStyle w:val="Compact"/>
+        <w:numPr>
+          <w:ilvl w:val="0"/>
+          <w:numId w:val="1007"/>
+        </w:numPr>
+      </w:pPr>
+      <w:r>
+        <w:rPr>
+          <w:rStyle w:val="VerbatimChar"/>
+        </w:rPr>
+        <w:t xml:space="preserve">terracover/modules/vt7/geometric_classification.py</w:t>
+      </w:r>
+    </w:p>
+    <w:p>
+      <w:pPr>
+        <w:pStyle w:val="Compact"/>
+        <w:numPr>
+          <w:ilvl w:val="0"/>
+          <w:numId w:val="1007"/>
+        </w:numPr>
+      </w:pPr>
+      <w:r>
+        <w:rPr>
+          <w:rStyle w:val="VerbatimChar"/>
+        </w:rPr>
+        <w:t xml:space="preserve">terracover/modules/vt7/standalone/vt7_udef_arp/terracover/modules/vt7/geometric_classification.py</w:t>
+      </w:r>
+    </w:p>
+    <w:p>
+      <w:r>
+        <w:pict>
+          <v:rect style="width:0;height:1.5pt" o:hralign="center" o:hrstd="t" o:hr="t"/>
+        </w:pict>
+      </w:r>
+    </w:p>
+    <w:bookmarkEnd w:id="22"/>
+    <w:bookmarkEnd w:id="23"/>
+    <w:bookmarkStart w:id="28" w:name="comparison-with-udef-arp-v211"/>
     <w:p>
       <w:pPr>
         <w:pStyle w:val="Heading2"/>
@@ -794,10 +1615,10 @@
         <w:t xml:space="preserve">UDef-ARP-main 2.11</w:t>
       </w:r>
       <w:r>
-        <w:t xml:space="preserve">) after the original reference code. This section evaluates whether v2.11 resolves the unidirectional AR bug described above.</w:t>
+        <w:t xml:space="preserve">) after the original reference code. This section evaluates whether v2.11 resolves the two bugs described above.</w:t>
       </w:r>
     </w:p>
-    <w:bookmarkStart w:id="17" w:name="Xe08eff51e5085cf63ee615ddbe07bac5d78e7e8"/>
+    <w:bookmarkStart w:id="24" w:name="Xe08eff51e5085cf63ee615ddbe07bac5d78e7e8"/>
     <w:p>
       <w:pPr>
         <w:pStyle w:val="Heading3"/>
@@ -920,8 +1741,8 @@
         <w:t xml:space="preserve">) handles overestimation.</w:t>
       </w:r>
     </w:p>
-    <w:bookmarkEnd w:id="17"/>
-    <w:bookmarkStart w:id="18" w:name="Xcec41902b6f543c5296fe8a869d75822fbcff5d"/>
+    <w:bookmarkEnd w:id="24"/>
+    <w:bookmarkStart w:id="25" w:name="Xcec41902b6f543c5296fe8a869d75822fbcff5d"/>
     <w:p>
       <w:pPr>
         <w:pStyle w:val="Heading3"/>
@@ -959,7 +1780,7 @@
         <w:pStyle w:val="Compact"/>
         <w:numPr>
           <w:ilvl w:val="0"/>
-          <w:numId w:val="1004"/>
+          <w:numId w:val="1008"/>
         </w:numPr>
       </w:pPr>
       <w:r>
@@ -1028,7 +1849,7 @@
         <w:pStyle w:val="Compact"/>
         <w:numPr>
           <w:ilvl w:val="0"/>
-          <w:numId w:val="1004"/>
+          <w:numId w:val="1008"/>
         </w:numPr>
       </w:pPr>
       <w:r>
@@ -1077,7 +1898,7 @@
         <w:pStyle w:val="Compact"/>
         <w:numPr>
           <w:ilvl w:val="0"/>
-          <w:numId w:val="1004"/>
+          <w:numId w:val="1008"/>
         </w:numPr>
       </w:pPr>
       <w:r>
@@ -1136,8 +1957,8 @@
         <w:t xml:space="preserve">parameter.</w:t>
       </w:r>
     </w:p>
-    <w:bookmarkEnd w:id="18"/>
-    <w:bookmarkStart w:id="19" w:name="three-way-summary"/>
+    <w:bookmarkEnd w:id="25"/>
+    <w:bookmarkStart w:id="26" w:name="three-way-summary"/>
     <w:p>
       <w:pPr>
         <w:pStyle w:val="Heading3"/>
@@ -1575,6 +2396,552 @@
         <w:t xml:space="preserve">(Sections 9.2 and 12).</w:t>
       </w:r>
     </w:p>
+    <w:bookmarkEnd w:id="26"/>
+    <w:bookmarkStart w:id="27" w:name="Xaacb6059398a0362761294baaccdf7f6c22f536"/>
+    <w:p>
+      <w:pPr>
+        <w:pStyle w:val="Heading3"/>
+      </w:pPr>
+      <w:r>
+        <w:t xml:space="preserve">Bug 2 (ETP metadata rescaling): status in v2.11</w:t>
+      </w:r>
+    </w:p>
+    <w:p>
+      <w:pPr>
+        <w:pStyle w:val="FirstParagraph"/>
+      </w:pPr>
+      <w:r>
+        <w:t xml:space="preserve">v2.11</w:t>
+      </w:r>
+      <w:r>
+        <w:t xml:space="preserve"> </w:t>
+      </w:r>
+      <w:r>
+        <w:rPr>
+          <w:b/>
+          <w:bCs/>
+        </w:rPr>
+        <w:t xml:space="preserve">partially</w:t>
+      </w:r>
+      <w:r>
+        <w:t xml:space="preserve"> </w:t>
+      </w:r>
+      <w:r>
+        <w:t xml:space="preserve">addresses Bug 2. It adds a fallback to</w:t>
+      </w:r>
+      <w:r>
+        <w:t xml:space="preserve"> </w:t>
+      </w:r>
+      <w:r>
+        <w:rPr>
+          <w:rStyle w:val="VerbatimChar"/>
+        </w:rPr>
+        <w:t xml:space="preserve">np.max</w:t>
+      </w:r>
+      <w:r>
+        <w:t xml:space="preserve"> </w:t>
+      </w:r>
+      <w:r>
+        <w:t xml:space="preserve">when the metadata is missing, but it still</w:t>
+      </w:r>
+      <w:r>
+        <w:t xml:space="preserve"> </w:t>
+      </w:r>
+      <w:r>
+        <w:rPr>
+          <w:b/>
+          <w:bCs/>
+        </w:rPr>
+        <w:t xml:space="preserve">prefers the metadata</w:t>
+      </w:r>
+      <w:r>
+        <w:t xml:space="preserve"> </w:t>
+      </w:r>
+      <w:r>
+        <w:t xml:space="preserve">(</w:t>
+      </w:r>
+      <w:r>
+        <w:rPr>
+          <w:rStyle w:val="VerbatimChar"/>
+        </w:rPr>
+        <w:t xml:space="preserve">GetMaximum()</w:t>
+      </w:r>
+      <w:r>
+        <w:t xml:space="preserve">) when present and does</w:t>
+      </w:r>
+      <w:r>
+        <w:t xml:space="preserve"> </w:t>
+      </w:r>
+      <w:r>
+        <w:rPr>
+          <w:b/>
+          <w:bCs/>
+        </w:rPr>
+        <w:t xml:space="preserve">not</w:t>
+      </w:r>
+      <w:r>
+        <w:t xml:space="preserve"> </w:t>
+      </w:r>
+      <w:r>
+        <w:t xml:space="preserve">exclude NoData:</w:t>
+      </w:r>
+    </w:p>
+    <w:p>
+      <w:pPr>
+        <w:pStyle w:val="SourceCode"/>
+      </w:pPr>
+      <w:r>
+        <w:rPr>
+          <w:rStyle w:val="VerbatimChar"/>
+        </w:rPr>
+        <w:t xml:space="preserve"># UDef-ARP-main 2.11/vulnerability_map.py, geometric_classification_alternative:</w:t>
+      </w:r>
+      <w:r>
+        <w:br/>
+      </w:r>
+      <w:r>
+        <w:rPr>
+          <w:rStyle w:val="VerbatimChar"/>
+        </w:rPr>
+        <w:t xml:space="preserve">max_value = in_band.GetMaximum()</w:t>
+      </w:r>
+      <w:r>
+        <w:br/>
+      </w:r>
+      <w:r>
+        <w:rPr>
+          <w:rStyle w:val="VerbatimChar"/>
+        </w:rPr>
+        <w:t xml:space="preserve">if max_value is None:</w:t>
+      </w:r>
+      <w:r>
+        <w:br/>
+      </w:r>
+      <w:r>
+        <w:rPr>
+          <w:rStyle w:val="VerbatimChar"/>
+        </w:rPr>
+        <w:t xml:space="preserve">    max_value = np.max(arr)</w:t>
+      </w:r>
+    </w:p>
+    <w:tbl>
+      <w:tblPr>
+        <w:tblStyle w:val="Table"/>
+        <w:tblW w:type="auto" w:w="0"/>
+        <w:tblLook w:firstRow="1" w:lastRow="0" w:firstColumn="0" w:lastColumn="0" w:noHBand="0" w:noVBand="0" w:val="0020"/>
+      </w:tblPr>
+      <w:tblGrid>
+        <w:gridCol w:w="1980"/>
+        <w:gridCol w:w="1980"/>
+        <w:gridCol w:w="1980"/>
+        <w:gridCol w:w="1980"/>
+      </w:tblGrid>
+      <w:tr>
+        <w:trPr>
+          <w:tblHeader w:val="on"/>
+        </w:trPr>
+        <w:tc>
+          <w:tcPr/>
+          <w:p>
+            <w:pPr>
+              <w:pStyle w:val="Compact"/>
+            </w:pPr>
+            <w:r>
+              <w:t xml:space="preserve">Behavior</w:t>
+            </w:r>
+          </w:p>
+        </w:tc>
+        <w:tc>
+          <w:tcPr/>
+          <w:p>
+            <w:pPr>
+              <w:pStyle w:val="Compact"/>
+            </w:pPr>
+            <w:r>
+              <w:t xml:space="preserve">Original</w:t>
+            </w:r>
+          </w:p>
+        </w:tc>
+        <w:tc>
+          <w:tcPr/>
+          <w:p>
+            <w:pPr>
+              <w:pStyle w:val="Compact"/>
+            </w:pPr>
+            <w:r>
+              <w:t xml:space="preserve">v2.11</w:t>
+            </w:r>
+          </w:p>
+        </w:tc>
+        <w:tc>
+          <w:tcPr/>
+          <w:p>
+            <w:pPr>
+              <w:pStyle w:val="Compact"/>
+            </w:pPr>
+            <w:r>
+              <w:t xml:space="preserve">TerraCover</w:t>
+            </w:r>
+          </w:p>
+        </w:tc>
+      </w:tr>
+      <w:tr>
+        <w:tc>
+          <w:tcPr/>
+          <w:p>
+            <w:pPr>
+              <w:pStyle w:val="Compact"/>
+            </w:pPr>
+            <w:r>
+              <w:t xml:space="preserve">Source of</w:t>
+            </w:r>
+            <w:r>
+              <w:t xml:space="preserve"> </w:t>
+            </w:r>
+            <w:r>
+              <w:rPr>
+                <w:rStyle w:val="VerbatimChar"/>
+              </w:rPr>
+              <w:t xml:space="preserve">max_value</w:t>
+            </w:r>
+          </w:p>
+        </w:tc>
+        <w:tc>
+          <w:tcPr/>
+          <w:p>
+            <w:pPr>
+              <w:pStyle w:val="Compact"/>
+            </w:pPr>
+            <w:r>
+              <w:t xml:space="preserve">metadata (</w:t>
+            </w:r>
+            <w:r>
+              <w:rPr>
+                <w:rStyle w:val="VerbatimChar"/>
+              </w:rPr>
+              <w:t xml:space="preserve">GetMaximum()</w:t>
+            </w:r>
+            <w:r>
+              <w:t xml:space="preserve">)</w:t>
+            </w:r>
+          </w:p>
+        </w:tc>
+        <w:tc>
+          <w:tcPr/>
+          <w:p>
+            <w:pPr>
+              <w:pStyle w:val="Compact"/>
+            </w:pPr>
+            <w:r>
+              <w:t xml:space="preserve">metadata first,</w:t>
+            </w:r>
+            <w:r>
+              <w:t xml:space="preserve"> </w:t>
+            </w:r>
+            <w:r>
+              <w:rPr>
+                <w:rStyle w:val="VerbatimChar"/>
+              </w:rPr>
+              <w:t xml:space="preserve">np.max</w:t>
+            </w:r>
+            <w:r>
+              <w:t xml:space="preserve"> </w:t>
+            </w:r>
+            <w:r>
+              <w:t xml:space="preserve">fallback</w:t>
+            </w:r>
+          </w:p>
+        </w:tc>
+        <w:tc>
+          <w:tcPr/>
+          <w:p>
+            <w:pPr>
+              <w:pStyle w:val="Compact"/>
+            </w:pPr>
+            <w:r>
+              <w:rPr>
+                <w:b/>
+                <w:bCs/>
+              </w:rPr>
+              <w:t xml:space="preserve">always</w:t>
+            </w:r>
+            <w:r>
+              <w:rPr>
+                <w:b/>
+                <w:bCs/>
+              </w:rPr>
+              <w:t xml:space="preserve"> </w:t>
+            </w:r>
+            <w:r>
+              <w:rPr>
+                <w:rStyle w:val="VerbatimChar"/>
+                <w:b/>
+                <w:bCs/>
+              </w:rPr>
+              <w:t xml:space="preserve">np.max</w:t>
+            </w:r>
+            <w:r>
+              <w:rPr>
+                <w:b/>
+                <w:bCs/>
+              </w:rPr>
+              <w:t xml:space="preserve"> </w:t>
+            </w:r>
+            <w:r>
+              <w:rPr>
+                <w:b/>
+                <w:bCs/>
+              </w:rPr>
+              <w:t xml:space="preserve">of data</w:t>
+            </w:r>
+          </w:p>
+        </w:tc>
+      </w:tr>
+      <w:tr>
+        <w:tc>
+          <w:tcPr/>
+          <w:p>
+            <w:pPr>
+              <w:pStyle w:val="Compact"/>
+            </w:pPr>
+            <w:r>
+              <w:t xml:space="preserve">Handles absent metadata (</w:t>
+            </w:r>
+            <w:r>
+              <w:rPr>
+                <w:rStyle w:val="VerbatimChar"/>
+              </w:rPr>
+              <w:t xml:space="preserve">None</w:t>
+            </w:r>
+            <w:r>
+              <w:t xml:space="preserve">)</w:t>
+            </w:r>
+          </w:p>
+        </w:tc>
+        <w:tc>
+          <w:tcPr/>
+          <w:p>
+            <w:pPr>
+              <w:pStyle w:val="Compact"/>
+            </w:pPr>
+            <w:r>
+              <w:t xml:space="preserve">No (crashes)</w:t>
+            </w:r>
+          </w:p>
+        </w:tc>
+        <w:tc>
+          <w:tcPr/>
+          <w:p>
+            <w:pPr>
+              <w:pStyle w:val="Compact"/>
+            </w:pPr>
+            <w:r>
+              <w:rPr>
+                <w:b/>
+                <w:bCs/>
+              </w:rPr>
+              <w:t xml:space="preserve">Yes</w:t>
+            </w:r>
+          </w:p>
+        </w:tc>
+        <w:tc>
+          <w:tcPr/>
+          <w:p>
+            <w:pPr>
+              <w:pStyle w:val="Compact"/>
+            </w:pPr>
+            <w:r>
+              <w:t xml:space="preserve">Yes</w:t>
+            </w:r>
+          </w:p>
+        </w:tc>
+      </w:tr>
+      <w:tr>
+        <w:tc>
+          <w:tcPr/>
+          <w:p>
+            <w:pPr>
+              <w:pStyle w:val="Compact"/>
+            </w:pPr>
+            <w:r>
+              <w:t xml:space="preserve">Immune to stale/inherited metadata</w:t>
+            </w:r>
+          </w:p>
+        </w:tc>
+        <w:tc>
+          <w:tcPr/>
+          <w:p>
+            <w:pPr>
+              <w:pStyle w:val="Compact"/>
+            </w:pPr>
+            <w:r>
+              <w:t xml:space="preserve">No</w:t>
+            </w:r>
+          </w:p>
+        </w:tc>
+        <w:tc>
+          <w:tcPr/>
+          <w:p>
+            <w:pPr>
+              <w:pStyle w:val="Compact"/>
+            </w:pPr>
+            <w:r>
+              <w:rPr>
+                <w:b/>
+                <w:bCs/>
+              </w:rPr>
+              <w:t xml:space="preserve">No</w:t>
+            </w:r>
+            <w:r>
+              <w:t xml:space="preserve"> </w:t>
+            </w:r>
+            <w:r>
+              <w:t xml:space="preserve">(still trusts it when present)</w:t>
+            </w:r>
+          </w:p>
+        </w:tc>
+        <w:tc>
+          <w:tcPr/>
+          <w:p>
+            <w:pPr>
+              <w:pStyle w:val="Compact"/>
+            </w:pPr>
+            <w:r>
+              <w:rPr>
+                <w:b/>
+                <w:bCs/>
+              </w:rPr>
+              <w:t xml:space="preserve">Yes</w:t>
+            </w:r>
+          </w:p>
+        </w:tc>
+      </w:tr>
+      <w:tr>
+        <w:tc>
+          <w:tcPr/>
+          <w:p>
+            <w:pPr>
+              <w:pStyle w:val="Compact"/>
+            </w:pPr>
+            <w:r>
+              <w:t xml:space="preserve">Excludes NoData from the maximum</w:t>
+            </w:r>
+          </w:p>
+        </w:tc>
+        <w:tc>
+          <w:tcPr/>
+          <w:p>
+            <w:pPr>
+              <w:pStyle w:val="Compact"/>
+            </w:pPr>
+            <w:r>
+              <w:t xml:space="preserve">No</w:t>
+            </w:r>
+          </w:p>
+        </w:tc>
+        <w:tc>
+          <w:tcPr/>
+          <w:p>
+            <w:pPr>
+              <w:pStyle w:val="Compact"/>
+            </w:pPr>
+            <w:r>
+              <w:t xml:space="preserve">No</w:t>
+            </w:r>
+          </w:p>
+        </w:tc>
+        <w:tc>
+          <w:tcPr/>
+          <w:p>
+            <w:pPr>
+              <w:pStyle w:val="Compact"/>
+            </w:pPr>
+            <w:r>
+              <w:rPr>
+                <w:b/>
+                <w:bCs/>
+              </w:rPr>
+              <w:t xml:space="preserve">Yes</w:t>
+            </w:r>
+          </w:p>
+        </w:tc>
+      </w:tr>
+    </w:tbl>
+    <w:p>
+      <w:pPr>
+        <w:pStyle w:val="BodyText"/>
+      </w:pPr>
+      <w:r>
+        <w:rPr>
+          <w:b/>
+          <w:bCs/>
+        </w:rPr>
+        <w:t xml:space="preserve">Bottom line for Bug 2:</w:t>
+      </w:r>
+      <w:r>
+        <w:t xml:space="preserve"> </w:t>
+      </w:r>
+      <w:r>
+        <w:t xml:space="preserve">v2.11 fixes only the</w:t>
+      </w:r>
+      <w:r>
+        <w:t xml:space="preserve"> </w:t>
+      </w:r>
+      <w:r>
+        <w:rPr>
+          <w:rStyle w:val="VerbatimChar"/>
+        </w:rPr>
+        <w:t xml:space="preserve">None</w:t>
+      </w:r>
+      <w:r>
+        <w:t xml:space="preserve">/crash case. It still trusts stale or inherited metadata when it is present, and its</w:t>
+      </w:r>
+      <w:r>
+        <w:t xml:space="preserve"> </w:t>
+      </w:r>
+      <w:r>
+        <w:rPr>
+          <w:rStyle w:val="VerbatimChar"/>
+        </w:rPr>
+        <w:t xml:space="preserve">np.max</w:t>
+      </w:r>
+      <w:r>
+        <w:t xml:space="preserve"> </w:t>
+      </w:r>
+      <w:r>
+        <w:t xml:space="preserve">fallback does not exclude NoData — so the misclassification described above can still occur. Only TerraCover is fully immune. See also</w:t>
+      </w:r>
+      <w:r>
+        <w:t xml:space="preserve"> </w:t>
+      </w:r>
+      <w:r>
+        <w:rPr>
+          <w:rStyle w:val="VerbatimChar"/>
+        </w:rPr>
+        <w:t xml:space="preserve">VT7_Geometric_Distribution_Analysis.md</w:t>
+      </w:r>
+      <w:r>
+        <w:t xml:space="preserve"> </w:t>
+      </w:r>
+      <w:r>
+        <w:t xml:space="preserve">(Section 8.2) and</w:t>
+      </w:r>
+      <w:r>
+        <w:t xml:space="preserve"> </w:t>
+      </w:r>
+      <w:r>
+        <w:rPr>
+          <w:rStyle w:val="VerbatimChar"/>
+        </w:rPr>
+        <w:t xml:space="preserve">VT7_UDef-ARP_Version_Comparison_2.11_vs_Original.md</w:t>
+      </w:r>
+      <w:r>
+        <w:t xml:space="preserve"> </w:t>
+      </w:r>
+      <w:r>
+        <w:t xml:space="preserve">(Sections 5.3, 13.4).</w:t>
+      </w:r>
+    </w:p>
     <w:p>
       <w:r>
         <w:pict>
@@ -1582,9 +2949,9 @@
         </w:pict>
       </w:r>
     </w:p>
-    <w:bookmarkEnd w:id="19"/>
-    <w:bookmarkEnd w:id="20"/>
-    <w:bookmarkEnd w:id="21"/>
+    <w:bookmarkEnd w:id="27"/>
+    <w:bookmarkEnd w:id="28"/>
+    <w:bookmarkEnd w:id="29"/>
     <w:sectPr>
       <w:pgSz w:h="15840" w:w="12240"/>
       <w:pgMar w:bottom="1440" w:footer="720" w:gutter="0" w:header="720" w:left="1800" w:right="1800" w:top="1440"/>
@@ -2010,6 +3377,18 @@
     <w:abstractNumId w:val="991"/>
   </w:num>
   <w:num w:numId="1004">
+    <w:abstractNumId w:val="991"/>
+  </w:num>
+  <w:num w:numId="1005">
+    <w:abstractNumId w:val="991"/>
+  </w:num>
+  <w:num w:numId="1006">
+    <w:abstractNumId w:val="991"/>
+  </w:num>
+  <w:num w:numId="1007">
+    <w:abstractNumId w:val="991"/>
+  </w:num>
+  <w:num w:numId="1008">
     <w:abstractNumId w:val="991"/>
   </w:num>
 </w:numbering>

--- a/docs/word version/VT7_AR_Adjustment_Bug_Fixes.docx
+++ b/docs/word version/VT7_AR_Adjustment_Bug_Fixes.docx
@@ -732,21 +732,6 @@
       </w:r>
     </w:p>
     <w:p>
-      <w:pPr>
-        <w:pStyle w:val="Compact"/>
-        <w:numPr>
-          <w:ilvl w:val="0"/>
-          <w:numId w:val="1003"/>
-        </w:numPr>
-      </w:pPr>
-      <w:r>
-        <w:rPr>
-          <w:rStyle w:val="VerbatimChar"/>
-        </w:rPr>
-        <w:t xml:space="preserve">terracover/modules/vt7/standalone/vt7_udef_arp/terracover/modules/vt7/adjustment.py</w:t>
-      </w:r>
-    </w:p>
-    <w:p>
       <w:r>
         <w:pict>
           <v:rect style="width:0;height:1.5pt" o:hralign="center" o:hrstd="t" o:hr="t"/>
@@ -1550,21 +1535,6 @@
           <w:rStyle w:val="VerbatimChar"/>
         </w:rPr>
         <w:t xml:space="preserve">terracover/modules/vt7/geometric_classification.py</w:t>
-      </w:r>
-    </w:p>
-    <w:p>
-      <w:pPr>
-        <w:pStyle w:val="Compact"/>
-        <w:numPr>
-          <w:ilvl w:val="0"/>
-          <w:numId w:val="1007"/>
-        </w:numPr>
-      </w:pPr>
-      <w:r>
-        <w:rPr>
-          <w:rStyle w:val="VerbatimChar"/>
-        </w:rPr>
-        <w:t xml:space="preserve">terracover/modules/vt7/standalone/vt7_udef_arp/terracover/modules/vt7/geometric_classification.py</w:t>
       </w:r>
     </w:p>
     <w:p>
